--- a/docs/printables/Sigil_OS_Setup_Guide.docx
+++ b/docs/printables/Sigil_OS_Setup_Guide.docx
@@ -6384,6 +6384,101 @@
                 <w:szCs w:val="20"/>
               </w:rPr>
               <w:t xml:space="preserve">Extend, convert to permanent, or let the original rule take effect</w:t>
+            </w:r>
+          </w:p>
+        </w:tc>
+      </w:tr>
+      <w:tr>
+        <w:tc>
+          <w:tcPr>
+            <w:tcW w:type="dxa" w:w="3120"/>
+            <w:tcBorders>
+              <w:top w:val="single" w:color="CCCCCC" w:sz="1"/>
+              <w:left w:val="single" w:color="CCCCCC" w:sz="1"/>
+              <w:bottom w:val="single" w:color="CCCCCC" w:sz="1"/>
+              <w:right w:val="single" w:color="CCCCCC" w:sz="1"/>
+            </w:tcBorders>
+            <w:tcMar>
+              <w:top w:type="dxa" w:w="80"/>
+              <w:left w:type="dxa" w:w="120"/>
+              <w:bottom w:type="dxa" w:w="80"/>
+              <w:right w:type="dxa" w:w="120"/>
+            </w:tcMar>
+            <w:vAlign w:val="center"/>
+          </w:tcPr>
+          <w:p>
+            <w:r>
+              <w:rPr>
+                <w:rFonts w:ascii="Arial" w:cs="Arial" w:eastAsia="Arial" w:hAnsi="Arial"/>
+                <w:b/>
+                <w:bCs/>
+                <w:color w:val="000000"/>
+                <w:sz w:val="20"/>
+                <w:szCs w:val="20"/>
+              </w:rPr>
+              <w:t xml:space="preserve">Want to see what Sigil did</w:t>
+            </w:r>
+          </w:p>
+        </w:tc>
+        <w:tc>
+          <w:tcPr>
+            <w:tcW w:type="dxa" w:w="3120"/>
+            <w:tcBorders>
+              <w:top w:val="single" w:color="CCCCCC" w:sz="1"/>
+              <w:left w:val="single" w:color="CCCCCC" w:sz="1"/>
+              <w:bottom w:val="single" w:color="CCCCCC" w:sz="1"/>
+              <w:right w:val="single" w:color="CCCCCC" w:sz="1"/>
+            </w:tcBorders>
+            <w:tcMar>
+              <w:top w:type="dxa" w:w="80"/>
+              <w:left w:type="dxa" w:w="120"/>
+              <w:bottom w:type="dxa" w:w="80"/>
+              <w:right w:type="dxa" w:w="120"/>
+            </w:tcMar>
+            <w:vAlign w:val="center"/>
+          </w:tcPr>
+          <w:p>
+            <w:r>
+              <w:rPr>
+                <w:rFonts w:ascii="Arial" w:cs="Arial" w:eastAsia="Arial" w:hAnsi="Arial"/>
+                <w:b w:val="false"/>
+                <w:bCs w:val="false"/>
+                <w:color w:val="000000"/>
+                <w:sz w:val="20"/>
+                <w:szCs w:val="20"/>
+              </w:rPr>
+              <w:t xml:space="preserve">Audit mode is off by default</w:t>
+            </w:r>
+          </w:p>
+        </w:tc>
+        <w:tc>
+          <w:tcPr>
+            <w:tcW w:type="dxa" w:w="3120"/>
+            <w:tcBorders>
+              <w:top w:val="single" w:color="CCCCCC" w:sz="1"/>
+              <w:left w:val="single" w:color="CCCCCC" w:sz="1"/>
+              <w:bottom w:val="single" w:color="CCCCCC" w:sz="1"/>
+              <w:right w:val="single" w:color="CCCCCC" w:sz="1"/>
+            </w:tcBorders>
+            <w:tcMar>
+              <w:top w:type="dxa" w:w="80"/>
+              <w:left w:type="dxa" w:w="120"/>
+              <w:bottom w:type="dxa" w:w="80"/>
+              <w:right w:type="dxa" w:w="120"/>
+            </w:tcMar>
+            <w:vAlign w:val="center"/>
+          </w:tcPr>
+          <w:p>
+            <w:r>
+              <w:rPr>
+                <w:rFonts w:ascii="Arial" w:cs="Arial" w:eastAsia="Arial" w:hAnsi="Arial"/>
+                <w:b w:val="false"/>
+                <w:bCs w:val="false"/>
+                <w:color w:val="000000"/>
+                <w:sz w:val="20"/>
+                <w:szCs w:val="20"/>
+              </w:rPr>
+              <w:t xml:space="preserve">Run: /sigil-config set audit_mode true, then /sigil-audit after your next workflow</w:t>
             </w:r>
           </w:p>
         </w:tc>
